--- a/public/business-plans/healthcare.docx
+++ b/public/business-plans/healthcare.docx
@@ -7,11 +7,11 @@
         <w:pStyle w:val="Title"/>
         <ck:id v="section"/>
       </w:pPr>
-      <w:bookmarkStart w:id="0" w:name="section"/>
+      <w:bookmarkStart w:id="11" w:name="section"/>
       <w:r>
         <w:t>БИЗНЕС-ПЛАН: ЗДРАВООХРАНЕНИЕ И СОЦИАЛЬНЫЕ УСЛУГИ</w:t>
       </w:r>
-      <w:bookmarkEnd w:id="0"/>
+      <w:bookmarkEnd w:id="11"/>
     </w:p>
     <w:p>
       <w:r>
@@ -53,10 +53,9 @@
     <w:p>
       <w:r>
         <w:rPr>
-          <w:rStyle w:val="CkCaption"/>
           <w:i/>
         </w:rPr>
-        <w:t>Это готовый образец (шаблон) бизнес-плана MoliyaHub для отрасли «Здравоохранение и социальные услуги». Замените текст в квадратных скобках [впишите] и примеры на данные вашего проекта, добавьте или удалите пункты по необходимости. Абзацы в рамке, отмеченные «ПРИМЕР», — иллюстрация формата ответа, а не факты о реальной компании. Финансовый план с рабочими формулами (SUM, прибыль, срок окупаемости, рентабельность) — в отдельном Excel-файле с тем же названием, который дополняет этот документ.</w:t>
+        <w:t>Это готовый образец (шаблон) бизнес-плана MoliyaHub для отрасли «Здравоохранение и социальные услуги». Замените текст в квадратных скобках [впишите] и примеры на данные вашего проекта, добавьте или удалите пункты по необходимости. Абзацы в рамке, отмеченные «ПРИМЕР», и раздел «Пример финансового расчёта» — иллюстрация формата и порядка величины на основе рыночных ориентиров 2025-2026 года, а не факты и не финансовая отчётность о реальной компании: перед подачей в банк или инвестору замените их на данные своего проекта. Тот же расчёт с рабочими формулами (SUM, прибыль, срок окупаемости, рентабельность), которые пересчитываются автоматически, — в отдельном Excel-файле с тем же названием, который дополняет этот документ.</w:t>
       </w:r>
     </w:p>
     <w:p>
@@ -64,11 +63,11 @@
         <w:pStyle w:val="Heading2"/>
         <ck:id v="resume"/>
       </w:pPr>
-      <w:bookmarkStart w:id="1" w:name="resume"/>
+      <w:bookmarkStart w:id="12" w:name="resume"/>
       <w:r>
         <w:t>Резюме проекта</w:t>
       </w:r>
-      <w:bookmarkEnd w:id="1"/>
+      <w:bookmarkEnd w:id="12"/>
     </w:p>
     <w:sdt>
       <w:sdtPr>
@@ -130,11 +129,11 @@
         <w:pStyle w:val="Heading2"/>
         <ck:id v="company"/>
       </w:pPr>
-      <w:bookmarkStart w:id="2" w:name="company"/>
+      <w:bookmarkStart w:id="13" w:name="company"/>
       <w:r>
         <w:t>Описание компании / проекта</w:t>
       </w:r>
-      <w:bookmarkEnd w:id="2"/>
+      <w:bookmarkEnd w:id="13"/>
     </w:p>
     <w:p>
       <w:r>
@@ -146,18 +145,18 @@
         <w:pStyle w:val="Heading2"/>
         <ck:id v="market"/>
       </w:pPr>
-      <w:bookmarkStart w:id="3" w:name="market"/>
+      <w:bookmarkStart w:id="14" w:name="market"/>
       <w:r>
         <w:t>Анализ рынка: Здравоохранение и социальные услуги</w:t>
       </w:r>
-      <w:bookmarkEnd w:id="3"/>
+      <w:bookmarkEnd w:id="14"/>
     </w:p>
     <w:p>
       <w:pPr>
         <w:pStyle w:val="ListParagraph"/>
         <w:numPr>
           <w:ilvl w:val="0"/>
-          <w:numId w:val="1"/>
+          <w:numId w:val="11"/>
         </w:numPr>
       </w:pPr>
       <w:r>
@@ -169,7 +168,7 @@
         <w:pStyle w:val="ListParagraph"/>
         <w:numPr>
           <w:ilvl w:val="0"/>
-          <w:numId w:val="1"/>
+          <w:numId w:val="11"/>
         </w:numPr>
       </w:pPr>
       <w:r>
@@ -181,7 +180,7 @@
         <w:pStyle w:val="ListParagraph"/>
         <w:numPr>
           <w:ilvl w:val="0"/>
-          <w:numId w:val="1"/>
+          <w:numId w:val="11"/>
         </w:numPr>
       </w:pPr>
       <w:r>
@@ -193,7 +192,7 @@
         <w:pStyle w:val="ListParagraph"/>
         <w:numPr>
           <w:ilvl w:val="0"/>
-          <w:numId w:val="1"/>
+          <w:numId w:val="11"/>
         </w:numPr>
       </w:pPr>
       <w:r>
@@ -205,7 +204,7 @@
         <w:pStyle w:val="ListParagraph"/>
         <w:numPr>
           <w:ilvl w:val="0"/>
-          <w:numId w:val="1"/>
+          <w:numId w:val="11"/>
         </w:numPr>
       </w:pPr>
       <w:r>
@@ -217,7 +216,7 @@
         <w:pStyle w:val="ListParagraph"/>
         <w:numPr>
           <w:ilvl w:val="0"/>
-          <w:numId w:val="1"/>
+          <w:numId w:val="11"/>
         </w:numPr>
       </w:pPr>
       <w:r>
@@ -229,7 +228,7 @@
         <w:pStyle w:val="ListParagraph"/>
         <w:numPr>
           <w:ilvl w:val="0"/>
-          <w:numId w:val="1"/>
+          <w:numId w:val="11"/>
         </w:numPr>
       </w:pPr>
       <w:r>
@@ -241,11 +240,11 @@
         <w:pStyle w:val="Heading3"/>
         <ck:id v="section-1"/>
       </w:pPr>
-      <w:bookmarkStart w:id="4" w:name="section_1"/>
+      <w:bookmarkStart w:id="15" w:name="section_1"/>
       <w:r>
         <w:t>Конкуренты</w:t>
       </w:r>
-      <w:bookmarkEnd w:id="4"/>
+      <w:bookmarkEnd w:id="15"/>
     </w:p>
     <w:p>
       <w:r>
@@ -257,11 +256,11 @@
         <w:pStyle w:val="Heading3"/>
         <ck:id v="section-2"/>
       </w:pPr>
-      <w:bookmarkStart w:id="5" w:name="section_2"/>
+      <w:bookmarkStart w:id="16" w:name="section_2"/>
       <w:r>
         <w:t>Целевая аудитория</w:t>
       </w:r>
-      <w:bookmarkEnd w:id="5"/>
+      <w:bookmarkEnd w:id="16"/>
     </w:p>
     <w:p>
       <w:r>
@@ -273,11 +272,11 @@
         <w:pStyle w:val="Heading2"/>
         <ck:id v="marketing"/>
       </w:pPr>
-      <w:bookmarkStart w:id="6" w:name="marketing"/>
+      <w:bookmarkStart w:id="17" w:name="marketing"/>
       <w:r>
         <w:t>Маркетинговый план</w:t>
       </w:r>
-      <w:bookmarkEnd w:id="6"/>
+      <w:bookmarkEnd w:id="17"/>
     </w:p>
     <w:sdt>
       <w:sdtPr>
@@ -339,11 +338,11 @@
         <w:pStyle w:val="Heading2"/>
         <ck:id v="operations"/>
       </w:pPr>
-      <w:bookmarkStart w:id="7" w:name="operations"/>
+      <w:bookmarkStart w:id="18" w:name="operations"/>
       <w:r>
         <w:t>Операционный план</w:t>
       </w:r>
-      <w:bookmarkEnd w:id="7"/>
+      <w:bookmarkEnd w:id="18"/>
     </w:p>
     <w:sdt>
       <w:sdtPr>
@@ -405,11 +404,11 @@
         <w:pStyle w:val="Heading2"/>
         <ck:id v="org"/>
       </w:pPr>
-      <w:bookmarkStart w:id="8" w:name="org"/>
+      <w:bookmarkStart w:id="19" w:name="org"/>
       <w:r>
         <w:t>Организационный план</w:t>
       </w:r>
-      <w:bookmarkEnd w:id="8"/>
+      <w:bookmarkEnd w:id="19"/>
     </w:p>
     <w:sdt>
       <w:sdtPr>
@@ -469,13 +468,764 @@
     <w:p>
       <w:pPr>
         <w:pStyle w:val="Heading2"/>
+        <ck:id v="financial-example"/>
+      </w:pPr>
+      <w:bookmarkStart w:id="20" w:name="financial_example"/>
+      <w:r>
+        <w:t>Пример финансового расчёта</w:t>
+      </w:r>
+      <w:bookmarkEnd w:id="20"/>
+    </w:p>
+    <w:p>
+      <w:r>
+        <w:rPr>
+          <w:rStyle w:val="CkCaption"/>
+          <w:i/>
+        </w:rPr>
+        <w:t>Ниже — полностью посчитанный пример для иллюстративной компании из резюме, на основе рыночных ориентиров 2025-2026 года (аренда, зарплаты, цены на оборудование, налоги, ставки — со ссылкой на источник там, где он известен) и экспертных оценок порядка величины там, где точных данных нет (это отмечено в комментариях). Он показывает логику расчёта и реалистичный масштаб цифр — это не финансовая отчётность и не готовая заявка на кредит. Тот же расчёт с рабочими формулами — в Excel-файле с тем же названием; замените суммы там на данные своего проекта, и всё пересчитается автоматически.</w:t>
+      </w:r>
+    </w:p>
+    <w:p>
+      <w:r>
+        <w:rPr>
+          <w:b/>
+        </w:rPr>
+        <w:t>Стартовые затраты (единоразово)</w:t>
+      </w:r>
+    </w:p>
+    <w:tbl>
+      <w:tblPr>
+        <w:tblStyle w:val="CkTable"/>
+        <w:tblW w:w="0" w:type="auto"/>
+        <w:tblLayout w:type="autofit"/>
+        <w:tblLook w:firstRow="1" w:lastRow="0" w:firstColumn="0" w:lastColumn="0" w:noHBand="0" w:noVBand="1"/>
+      </w:tblPr>
+      <w:tblGrid>
+        <w:gridCol/>
+        <w:gridCol/>
+        <w:gridCol/>
+      </w:tblGrid>
+      <w:tr>
+        <w:trPr>
+          <w:tblHeader/>
+        </w:trPr>
+        <w:tc>
+          <w:tcPr/>
+          <w:p>
+            <w:r>
+              <w:rPr>
+                <w:b/>
+              </w:rPr>
+              <w:t>Статья</w:t>
+            </w:r>
+          </w:p>
+        </w:tc>
+        <w:tc>
+          <w:tcPr/>
+          <w:p>
+            <w:r>
+              <w:rPr>
+                <w:b/>
+              </w:rPr>
+              <w:t>Сумма, сум</w:t>
+            </w:r>
+          </w:p>
+        </w:tc>
+        <w:tc>
+          <w:tcPr/>
+          <w:p>
+            <w:r>
+              <w:rPr>
+                <w:b/>
+              </w:rPr>
+              <w:t>Комментарий</w:t>
+            </w:r>
+          </w:p>
+        </w:tc>
+      </w:tr>
+      <w:tr>
+        <w:tc>
+          <w:tcPr/>
+          <w:p>
+            <w:r>
+              <w:t>Ремонт и оснащение помещения под мед. стандарты</w:t>
+            </w:r>
+          </w:p>
+        </w:tc>
+        <w:tc>
+          <w:tcPr/>
+          <w:p>
+            <w:r>
+              <w:t>850 000 000</w:t>
+            </w:r>
+          </w:p>
+        </w:tc>
+        <w:tc>
+          <w:tcPr/>
+          <w:p>
+            <w:r>
+              <w:t>оценка: ~550 м² в спальном районе Ташкента, капремонт под сан.-эпид. нормы (вентиляция, спецпокрытия, электрика)</w:t>
+            </w:r>
+          </w:p>
+        </w:tc>
+      </w:tr>
+      <w:tr>
+        <w:tc>
+          <w:tcPr/>
+          <w:p>
+            <w:r>
+              <w:t>Медицинское оборудование</w:t>
+            </w:r>
+          </w:p>
+        </w:tc>
+        <w:tc>
+          <w:tcPr/>
+          <w:p>
+            <w:r>
+              <w:t>900 000 000</w:t>
+            </w:r>
+          </w:p>
+        </w:tc>
+        <w:tc>
+          <w:tcPr/>
+          <w:p>
+            <w:r>
+              <w:t>оценка: УЗИ-аппарат среднего/экспертного класса (Mindray/SonoScape) ~320-380 млн сум (~25-30 тыс. долл.) + ЭКГ, экспресс-лаборатория, мебель 4 кабинетов — по ценам дилеров СНГ</w:t>
+            </w:r>
+          </w:p>
+        </w:tc>
+      </w:tr>
+      <w:tr>
+        <w:tc>
+          <w:tcPr/>
+          <w:p>
+            <w:r>
+              <w:t>Лицензирование медицинской деятельности</w:t>
+            </w:r>
+          </w:p>
+        </w:tc>
+        <w:tc>
+          <w:tcPr/>
+          <w:p>
+            <w:r>
+              <w:t>60 000 000</w:t>
+            </w:r>
+          </w:p>
+        </w:tc>
+        <w:tc>
+          <w:tcPr/>
+          <w:p>
+            <w:r>
+              <w:t>оценка: госпошлины, сан.-эпид. экспертиза, лицензия Минздрава, аккредитация специалистов</w:t>
+            </w:r>
+          </w:p>
+        </w:tc>
+      </w:tr>
+      <w:tr>
+        <w:tc>
+          <w:tcPr/>
+          <w:p>
+            <w:r>
+              <w:t>Найм квалифицированного персонала</w:t>
+            </w:r>
+          </w:p>
+        </w:tc>
+        <w:tc>
+          <w:tcPr/>
+          <w:p>
+            <w:r>
+              <w:t>400 000 000</w:t>
+            </w:r>
+          </w:p>
+        </w:tc>
+        <w:tc>
+          <w:tcPr/>
+          <w:p>
+            <w:r>
+              <w:t>буферный ФОТ на период запуска до плановой загрузки — оценка: подбор, обучение и аттестация персонала</w:t>
+            </w:r>
+          </w:p>
+        </w:tc>
+      </w:tr>
+      <w:tr>
+        <w:tc>
+          <w:tcPr/>
+          <w:p>
+            <w:r>
+              <w:t>IT-система учёта пациентов</w:t>
+            </w:r>
+          </w:p>
+        </w:tc>
+        <w:tc>
+          <w:tcPr/>
+          <w:p>
+            <w:r>
+              <w:t>90 000 000</w:t>
+            </w:r>
+          </w:p>
+        </w:tc>
+        <w:tc>
+          <w:tcPr/>
+          <w:p>
+            <w:r>
+              <w:t>оценка: медицинская информационная система (МИС), компьютеры на ресепшене и в кабинетах</w:t>
+            </w:r>
+          </w:p>
+        </w:tc>
+      </w:tr>
+      <w:tr>
+        <w:tc>
+          <w:tcPr/>
+          <w:p>
+            <w:r>
+              <w:t>Страхование профессиональной ответственности</w:t>
+            </w:r>
+          </w:p>
+        </w:tc>
+        <w:tc>
+          <w:tcPr/>
+          <w:p>
+            <w:r>
+              <w:t>100 000 000</w:t>
+            </w:r>
+          </w:p>
+        </w:tc>
+        <w:tc>
+          <w:tcPr/>
+          <w:p>
+            <w:r>
+              <w:t>годовая премия, уплаченная авансом при запуске — оценка</w:t>
+            </w:r>
+          </w:p>
+        </w:tc>
+      </w:tr>
+      <w:tr>
+        <w:tc>
+          <w:tcPr/>
+          <w:p>
+            <w:r>
+              <w:rPr>
+                <w:b/>
+              </w:rPr>
+              <w:t>Итого стартовые затраты</w:t>
+            </w:r>
+          </w:p>
+        </w:tc>
+        <w:tc>
+          <w:tcPr/>
+          <w:p>
+            <w:r>
+              <w:rPr>
+                <w:b/>
+              </w:rPr>
+              <w:t>2 400 000 000</w:t>
+            </w:r>
+          </w:p>
+        </w:tc>
+        <w:tc>
+          <w:tcPr/>
+          <w:p/>
+        </w:tc>
+      </w:tr>
+    </w:tbl>
+    <w:p>
+      <w:r>
+        <w:rPr>
+          <w:b/>
+        </w:rPr>
+        <w:t>Ежемесячная выручка</w:t>
+      </w:r>
+    </w:p>
+    <w:tbl>
+      <w:tblPr>
+        <w:tblStyle w:val="CkTable"/>
+        <w:tblW w:w="0" w:type="auto"/>
+        <w:tblLayout w:type="autofit"/>
+        <w:tblLook w:firstRow="1" w:lastRow="0" w:firstColumn="0" w:lastColumn="0" w:noHBand="0" w:noVBand="1"/>
+      </w:tblPr>
+      <w:tblGrid>
+        <w:gridCol/>
+        <w:gridCol/>
+        <w:gridCol/>
+      </w:tblGrid>
+      <w:tr>
+        <w:trPr>
+          <w:tblHeader/>
+        </w:trPr>
+        <w:tc>
+          <w:tcPr/>
+          <w:p>
+            <w:r>
+              <w:rPr>
+                <w:b/>
+              </w:rPr>
+              <w:t>Статья</w:t>
+            </w:r>
+          </w:p>
+        </w:tc>
+        <w:tc>
+          <w:tcPr/>
+          <w:p>
+            <w:r>
+              <w:rPr>
+                <w:b/>
+              </w:rPr>
+              <w:t>Сумма, сум</w:t>
+            </w:r>
+          </w:p>
+        </w:tc>
+        <w:tc>
+          <w:tcPr/>
+          <w:p>
+            <w:r>
+              <w:rPr>
+                <w:b/>
+              </w:rPr>
+              <w:t>Комментарий</w:t>
+            </w:r>
+          </w:p>
+        </w:tc>
+      </w:tr>
+      <w:tr>
+        <w:tc>
+          <w:tcPr/>
+          <w:p>
+            <w:r>
+              <w:t>Приём и консультации</w:t>
+            </w:r>
+          </w:p>
+        </w:tc>
+        <w:tc>
+          <w:tcPr/>
+          <w:p>
+            <w:r>
+              <w:t>126 000 000</w:t>
+            </w:r>
+          </w:p>
+        </w:tc>
+        <w:tc>
+          <w:tcPr/>
+          <w:p>
+            <w:r>
+              <w:t>~700 приёмов/мес (из ~1040 при 40/день, 26 раб. дн.) × ~180 тыс. сум — на основе прайс-листа частных клиник Ташкента</w:t>
+            </w:r>
+          </w:p>
+        </w:tc>
+      </w:tr>
+      <w:tr>
+        <w:tc>
+          <w:tcPr/>
+          <w:p>
+            <w:r>
+              <w:t>Диагностические услуги</w:t>
+            </w:r>
+          </w:p>
+        </w:tc>
+        <w:tc>
+          <w:tcPr/>
+          <w:p>
+            <w:r>
+              <w:t>51 000 000</w:t>
+            </w:r>
+          </w:p>
+        </w:tc>
+        <w:tc>
+          <w:tcPr/>
+          <w:p>
+            <w:r>
+              <w:t>~320 процедур/мес × ~160 тыс. сум — УЗИ брюшной полости 280 тыс., УЗИ органов 120-150 тыс., по прайс-листам частных клиник</w:t>
+            </w:r>
+          </w:p>
+        </w:tc>
+      </w:tr>
+      <w:tr>
+        <w:tc>
+          <w:tcPr/>
+          <w:p>
+            <w:r>
+              <w:t>Программы / абонементы</w:t>
+            </w:r>
+          </w:p>
+        </w:tc>
+        <w:tc>
+          <w:tcPr/>
+          <w:p>
+            <w:r>
+              <w:t>60 000 000</w:t>
+            </w:r>
+          </w:p>
+        </w:tc>
+        <w:tc>
+          <w:tcPr/>
+          <w:p>
+            <w:r>
+              <w:t>оценка: комплексные чек-апы и годовые программы диспансерного наблюдения</w:t>
+            </w:r>
+          </w:p>
+        </w:tc>
+      </w:tr>
+      <w:tr>
+        <w:tc>
+          <w:tcPr/>
+          <w:p>
+            <w:r>
+              <w:t>Корпоративные программы для работодателей</w:t>
+            </w:r>
+          </w:p>
+        </w:tc>
+        <w:tc>
+          <w:tcPr/>
+          <w:p>
+            <w:r>
+              <w:t>48 000 000</w:t>
+            </w:r>
+          </w:p>
+        </w:tc>
+        <w:tc>
+          <w:tcPr/>
+          <w:p>
+            <w:r>
+              <w:t>периодические медосмотры сотрудников — оценка: 2-3 контракта с компаниями</w:t>
+            </w:r>
+          </w:p>
+        </w:tc>
+      </w:tr>
+      <w:tr>
+        <w:tc>
+          <w:tcPr/>
+          <w:p>
+            <w:r>
+              <w:rPr>
+                <w:b/>
+              </w:rPr>
+              <w:t>Итого выручка/мес</w:t>
+            </w:r>
+          </w:p>
+        </w:tc>
+        <w:tc>
+          <w:tcPr/>
+          <w:p>
+            <w:r>
+              <w:rPr>
+                <w:b/>
+              </w:rPr>
+              <w:t>285 000 000</w:t>
+            </w:r>
+          </w:p>
+        </w:tc>
+        <w:tc>
+          <w:tcPr/>
+          <w:p/>
+        </w:tc>
+      </w:tr>
+    </w:tbl>
+    <w:p>
+      <w:r>
+        <w:rPr>
+          <w:b/>
+        </w:rPr>
+        <w:t>Ежемесячные операционные расходы</w:t>
+      </w:r>
+    </w:p>
+    <w:tbl>
+      <w:tblPr>
+        <w:tblStyle w:val="CkTable"/>
+        <w:tblW w:w="0" w:type="auto"/>
+        <w:tblLayout w:type="autofit"/>
+        <w:tblLook w:firstRow="1" w:lastRow="0" w:firstColumn="0" w:lastColumn="0" w:noHBand="0" w:noVBand="1"/>
+      </w:tblPr>
+      <w:tblGrid>
+        <w:gridCol/>
+        <w:gridCol/>
+        <w:gridCol/>
+      </w:tblGrid>
+      <w:tr>
+        <w:trPr>
+          <w:tblHeader/>
+        </w:trPr>
+        <w:tc>
+          <w:tcPr/>
+          <w:p>
+            <w:r>
+              <w:rPr>
+                <w:b/>
+              </w:rPr>
+              <w:t>Статья</w:t>
+            </w:r>
+          </w:p>
+        </w:tc>
+        <w:tc>
+          <w:tcPr/>
+          <w:p>
+            <w:r>
+              <w:rPr>
+                <w:b/>
+              </w:rPr>
+              <w:t>Сумма, сум</w:t>
+            </w:r>
+          </w:p>
+        </w:tc>
+        <w:tc>
+          <w:tcPr/>
+          <w:p>
+            <w:r>
+              <w:rPr>
+                <w:b/>
+              </w:rPr>
+              <w:t>Комментарий</w:t>
+            </w:r>
+          </w:p>
+        </w:tc>
+      </w:tr>
+      <w:tr>
+        <w:tc>
+          <w:tcPr/>
+          <w:p>
+            <w:r>
+              <w:t>ФОТ врачей и мед. персонала</w:t>
+            </w:r>
+          </w:p>
+        </w:tc>
+        <w:tc>
+          <w:tcPr/>
+          <w:p>
+            <w:r>
+              <w:t>78 000 000</w:t>
+            </w:r>
+          </w:p>
+        </w:tc>
+        <w:tc>
+          <w:tcPr/>
+          <w:p>
+            <w:r>
+              <w:t>главврач-совладелец 15 млн + 4 врача по 10 млн + 2 медсестры по 5 млн + администратор 4,5 млн + ЕСП ~12%</w:t>
+            </w:r>
+          </w:p>
+        </w:tc>
+      </w:tr>
+      <w:tr>
+        <w:tc>
+          <w:tcPr/>
+          <w:p>
+            <w:r>
+              <w:t>Расходные материалы и медикаменты</w:t>
+            </w:r>
+          </w:p>
+        </w:tc>
+        <w:tc>
+          <w:tcPr/>
+          <w:p>
+            <w:r>
+              <w:t>18 000 000</w:t>
+            </w:r>
+          </w:p>
+        </w:tc>
+        <w:tc>
+          <w:tcPr/>
+          <w:p>
+            <w:r>
+              <w:t>~6-7% от выручки — оценка: гель для УЗИ, расходники, медикаменты</w:t>
+            </w:r>
+          </w:p>
+        </w:tc>
+      </w:tr>
+      <w:tr>
+        <w:tc>
+          <w:tcPr/>
+          <w:p>
+            <w:r>
+              <w:t>Обслуживание оборудования</w:t>
+            </w:r>
+          </w:p>
+        </w:tc>
+        <w:tc>
+          <w:tcPr/>
+          <w:p>
+            <w:r>
+              <w:t>7 000 000</w:t>
+            </w:r>
+          </w:p>
+        </w:tc>
+        <w:tc>
+          <w:tcPr/>
+          <w:p>
+            <w:r>
+              <w:t>~1% от стоимости оборудования в месяц — оценка: сервисный контракт на УЗИ-аппарат и прочее оборудование</w:t>
+            </w:r>
+          </w:p>
+        </w:tc>
+      </w:tr>
+      <w:tr>
+        <w:tc>
+          <w:tcPr/>
+          <w:p>
+            <w:r>
+              <w:t>Аренда и коммунальные услуги</w:t>
+            </w:r>
+          </w:p>
+        </w:tc>
+        <w:tc>
+          <w:tcPr/>
+          <w:p>
+            <w:r>
+              <w:t>95 000 000</w:t>
+            </w:r>
+          </w:p>
+        </w:tc>
+        <w:tc>
+          <w:tcPr/>
+          <w:p>
+            <w:r>
+              <w:t>оценка: ~550 м² в спальном районе Ташкента, ~12-15 долл./м²/мес + коммунальные</w:t>
+            </w:r>
+          </w:p>
+        </w:tc>
+      </w:tr>
+      <w:tr>
+        <w:tc>
+          <w:tcPr/>
+          <w:p>
+            <w:r>
+              <w:t>Страхование профессиональной ответственности</w:t>
+            </w:r>
+          </w:p>
+        </w:tc>
+        <w:tc>
+          <w:tcPr/>
+          <w:p>
+            <w:r>
+              <w:t>8 500 000</w:t>
+            </w:r>
+          </w:p>
+        </w:tc>
+        <w:tc>
+          <w:tcPr/>
+          <w:p>
+            <w:r>
+              <w:t>ежемесячный эквивалент годовой премии (~100 млн сум/год)</w:t>
+            </w:r>
+          </w:p>
+        </w:tc>
+      </w:tr>
+      <w:tr>
+        <w:tc>
+          <w:tcPr/>
+          <w:p>
+            <w:r>
+              <w:rPr>
+                <w:b/>
+              </w:rPr>
+              <w:t>Итого расходы/мес</w:t>
+            </w:r>
+          </w:p>
+        </w:tc>
+        <w:tc>
+          <w:tcPr/>
+          <w:p>
+            <w:r>
+              <w:rPr>
+                <w:b/>
+              </w:rPr>
+              <w:t>206 500 000</w:t>
+            </w:r>
+          </w:p>
+        </w:tc>
+        <w:tc>
+          <w:tcPr/>
+          <w:p/>
+        </w:tc>
+      </w:tr>
+    </w:tbl>
+    <w:sdt>
+      <w:sdtPr>
+        <w:tag w:val="clarkdown:div"/>
+        <ck:div v="|panel|"/>
+      </w:sdtPr>
+      <w:sdtContent>
+        <w:tbl>
+          <w:tblPr>
+            <w:tblW w:w="5000" w:type="pct"/>
+            <w:tblBorders>
+              <w:top w:val="none"/>
+              <w:left w:val="none"/>
+              <w:bottom w:val="none"/>
+              <w:right w:val="none"/>
+              <w:insideH w:val="none"/>
+              <w:insideV w:val="none"/>
+            </w:tblBorders>
+            <w:tblCellMar>
+              <w:top w:w="320" w:type="dxa"/>
+              <w:left w:w="240" w:type="dxa"/>
+              <w:bottom w:w="320" w:type="dxa"/>
+              <w:right w:w="240" w:type="dxa"/>
+            </w:tblCellMar>
+          </w:tblPr>
+          <w:tblGrid>
+            <w:gridCol/>
+          </w:tblGrid>
+          <w:tr>
+            <w:tc>
+              <w:tcPr>
+                <w:shd w:val="clear" w:fill="E4E4E4"/>
+              </w:tcPr>
+              <w:p>
+                <w:r>
+                  <w:rPr>
+                    <w:b/>
+                  </w:rPr>
+                  <w:t>Ежемесячная прибыль:</w:t>
+                </w:r>
+                <w:r>
+                  <w:t xml:space="preserve"> 78 500 000 сум · </w:t>
+                </w:r>
+                <w:r>
+                  <w:rPr>
+                    <w:b/>
+                  </w:rPr>
+                  <w:t>Срок окупаемости:</w:t>
+                </w:r>
+                <w:r>
+                  <w:t xml:space="preserve"> 30,6 мес. · </w:t>
+                </w:r>
+                <w:r>
+                  <w:rPr>
+                    <w:b/>
+                  </w:rPr>
+                  <w:t>Рентабельность продаж:</w:t>
+                </w:r>
+                <w:r>
+                  <w:t xml:space="preserve"> 27,5%</w:t>
+                </w:r>
+              </w:p>
+            </w:tc>
+          </w:tr>
+        </w:tbl>
+      </w:sdtContent>
+    </w:sdt>
+    <w:p>
+      <w:r>
+        <w:rPr>
+          <w:rStyle w:val="CkCaption"/>
+          <w:i/>
+        </w:rPr>
+        <w:t>Как считался этот пример: инвестиции 2,4 млрд сум складываются из ремонта, оборудования (вкл. УЗИ), лицензирования, найма и буферного ФОТ, IT-системы и страхования. При выходе на полную загрузку 40 приёмов/день прибыль ≈78,5 млн сум/мес даёт окупаемость ≈30,6 мес. — совпадает с заявленным ориентиром ~30 мес. (в первые месяцы после открытия загрузка ниже целевой).</w:t>
+      </w:r>
+    </w:p>
+    <w:p>
+      <w:r>
+        <w:t>[Впишите] Пересчитайте таблицы выше на основе цен, ставок аренды/зарплат и объёмов продаж вашего проекта в вашем регионе.</w:t>
+      </w:r>
+    </w:p>
+    <w:p>
+      <w:pPr>
+        <w:pStyle w:val="Heading2"/>
         <ck:id v="risks"/>
       </w:pPr>
-      <w:bookmarkStart w:id="9" w:name="risks"/>
+      <w:bookmarkStart w:id="21" w:name="risks"/>
       <w:r>
         <w:t>Риски и меры по их снижению</w:t>
       </w:r>
-      <w:bookmarkEnd w:id="9"/>
+      <w:bookmarkEnd w:id="21"/>
     </w:p>
     <w:tbl>
       <w:tblPr>
@@ -631,7 +1381,7 @@
     </w:p>
     <w:sectPr>
       <ck:section v="1:||margins=1.1in,size=letter"/>
-      <w:footerReference w:type="default" r:id="rIdHf1"/>
+      <w:footerReference w:type="default" r:id="rIdHf11"/>
       <w:pgSz w:w="12240" w:h="15840"/>
       <w:pgMar w:top="1584" w:right="1584" w:bottom="1584" w:left="1584" w:header="720" w:footer="720" w:gutter="0"/>
     </w:sectPr>
@@ -665,6 +1415,32 @@
 </w:ftr>
 </file>
 
+<file path=word/footer2.xml><?xml version="1.0" encoding="utf-8"?>
+<w:ftr xmlns:w="http://schemas.openxmlformats.org/wordprocessingml/2006/main" xmlns:r="http://schemas.openxmlformats.org/officeDocument/2006/relationships" xmlns:wp="http://schemas.openxmlformats.org/drawingml/2006/wordprocessingDrawing" xmlns:m="http://schemas.openxmlformats.org/officeDocument/2006/math" xmlns:mc="http://schemas.openxmlformats.org/markup-compatibility/2006" xmlns:ck="urn:clarkdown:docx" mc:Ignorable="ck">
+  <w:sdt>
+    <w:sdtPr>
+      <w:tag w:val="clarkdown:div"/>
+      <ck:div v="||text-align=center"/>
+    </w:sdtPr>
+    <w:sdtContent>
+      <w:p>
+        <w:pPr>
+          <w:jc w:val="center"/>
+        </w:pPr>
+        <w:r>
+          <w:t xml:space="preserve">MoliyaHub · </w:t>
+        </w:r>
+        <w:fldSimple w:instr="PAGE">
+          <w:r>
+            <w:t>1</w:t>
+          </w:r>
+        </w:fldSimple>
+      </w:p>
+    </w:sdtContent>
+  </w:sdt>
+</w:ftr>
+</file>
+
 <file path=word/numbering.xml><?xml version="1.0" encoding="utf-8"?>
 <w:numbering xmlns:w="http://schemas.openxmlformats.org/wordprocessingml/2006/main">
   <w:abstractNum w:abstractNumId="1">
@@ -1003,8 +1779,95 @@
       </w:pPr>
     </w:lvl>
   </w:abstractNum>
+  <w:abstractNum w:abstractNumId="5">
+    <w:multiLevelType w:val="hybridMultilevel"/>
+    <w:lvl w:ilvl="0">
+      <w:start w:val="1"/>
+      <w:numFmt w:val="bullet"/>
+      <w:lvlText w:val="•"/>
+      <w:lvlJc w:val="left"/>
+      <w:pPr>
+        <w:ind w:left="720" w:hanging="360"/>
+      </w:pPr>
+    </w:lvl>
+    <w:lvl w:ilvl="1">
+      <w:start w:val="1"/>
+      <w:numFmt w:val="bullet"/>
+      <w:lvlText w:val="◦"/>
+      <w:lvlJc w:val="left"/>
+      <w:pPr>
+        <w:ind w:left="1440" w:hanging="360"/>
+      </w:pPr>
+    </w:lvl>
+    <w:lvl w:ilvl="2">
+      <w:start w:val="1"/>
+      <w:numFmt w:val="bullet"/>
+      <w:lvlText w:val="▪"/>
+      <w:lvlJc w:val="left"/>
+      <w:pPr>
+        <w:ind w:left="2160" w:hanging="360"/>
+      </w:pPr>
+    </w:lvl>
+    <w:lvl w:ilvl="3">
+      <w:start w:val="1"/>
+      <w:numFmt w:val="bullet"/>
+      <w:lvlText w:val="•"/>
+      <w:lvlJc w:val="left"/>
+      <w:pPr>
+        <w:ind w:left="2880" w:hanging="360"/>
+      </w:pPr>
+    </w:lvl>
+    <w:lvl w:ilvl="4">
+      <w:start w:val="1"/>
+      <w:numFmt w:val="bullet"/>
+      <w:lvlText w:val="◦"/>
+      <w:lvlJc w:val="left"/>
+      <w:pPr>
+        <w:ind w:left="3600" w:hanging="360"/>
+      </w:pPr>
+    </w:lvl>
+    <w:lvl w:ilvl="5">
+      <w:start w:val="1"/>
+      <w:numFmt w:val="bullet"/>
+      <w:lvlText w:val="▪"/>
+      <w:lvlJc w:val="left"/>
+      <w:pPr>
+        <w:ind w:left="4320" w:hanging="360"/>
+      </w:pPr>
+    </w:lvl>
+    <w:lvl w:ilvl="6">
+      <w:start w:val="1"/>
+      <w:numFmt w:val="bullet"/>
+      <w:lvlText w:val="•"/>
+      <w:lvlJc w:val="left"/>
+      <w:pPr>
+        <w:ind w:left="5040" w:hanging="360"/>
+      </w:pPr>
+    </w:lvl>
+    <w:lvl w:ilvl="7">
+      <w:start w:val="1"/>
+      <w:numFmt w:val="bullet"/>
+      <w:lvlText w:val="◦"/>
+      <w:lvlJc w:val="left"/>
+      <w:pPr>
+        <w:ind w:left="5760" w:hanging="360"/>
+      </w:pPr>
+    </w:lvl>
+    <w:lvl w:ilvl="8">
+      <w:start w:val="1"/>
+      <w:numFmt w:val="bullet"/>
+      <w:lvlText w:val="▪"/>
+      <w:lvlJc w:val="left"/>
+      <w:pPr>
+        <w:ind w:left="6480" w:hanging="360"/>
+      </w:pPr>
+    </w:lvl>
+  </w:abstractNum>
   <w:num w:numId="1">
     <w:abstractNumId w:val="1"/>
+  </w:num>
+  <w:num w:numId="11">
+    <w:abstractNumId w:val="5"/>
   </w:num>
 </w:numbering>
 </file>
